--- a/Desmeftiki_Entoli_Telikis_Anadiatyposis_v8.docx
+++ b/Desmeftiki_Entoli_Telikis_Anadiatyposis_v8.docx
@@ -1809,6 +1809,11 @@
     <w:p>
       <w:r>
         <w:t>Η τελική Word αναδιατύπωση πρέπει να περάσει από τον δεύτερο validator της εφαρμογής. Αποτυχία του ελέγχου σημαίνει ότι το αρχείο δεν παραδίδεται.</w:t>
+      </w:r>
+    </w:p>
+    <w:p>
+      <w:r>
+        <w:t>ΔΙΕΥΚΡΙΝΙΣΗ VALIDATOR: Το μοντέλο πραγματοποιεί μόνο αυτοέλεγχο. Δεν δηλώνει ότι εκτέλεσε τον μηχανικό validator. Ο πραγματικός δεύτερος validator εκτελείται αποκλειστικά στην καρτέλα «Τελική αναδιατύπωση» του AstroCheck Pro μετά τη μεταφόρτωση του Word.</w:t>
       </w:r>
     </w:p>
     <w:sectPr>
